--- a/pr-preview/pr-92/limit-theorems.docx
+++ b/pr-preview/pr-92/limit-theorems.docx
@@ -15,7 +15,7 @@
         <w:pStyle w:val="Date"/>
       </w:pPr>
       <w:r>
-        <w:t xml:space="preserve">Last modified: 2026-10-09 11:32:26 (PDT)</w:t>
+        <w:t xml:space="preserve">Last modified: 2026-10-09 11:45:43 (PDT)</w:t>
       </w:r>
     </w:p>
     <w:bookmarkStart w:id="35" w:name="sec-clt"/>
@@ -6280,379 +6280,409 @@
         <w:rPr>
           <w:rStyle w:val="NormalTok"/>
         </w:rPr>
-        <w:t xml:space="preserve"> dplyr</w:t>
+        <w:t xml:space="preserve"> </w:t>
+      </w:r>
+      <w:r>
+        <w:rPr>
+          <w:rStyle w:val="FunctionTok"/>
+        </w:rPr>
+        <w:t xml:space="preserve">seq_along</w:t>
+      </w:r>
+      <w:r>
+        <w:rPr>
+          <w:rStyle w:val="NormalTok"/>
+        </w:rPr>
+        <w:t xml:space="preserve">(sizes) </w:t>
       </w:r>
       <w:r>
         <w:rPr>
           <w:rStyle w:val="SpecialCharTok"/>
         </w:rPr>
+        <w:t xml:space="preserve">|&gt;</w:t>
+      </w:r>
+      <w:r>
+        <w:br/>
+      </w:r>
+      <w:r>
+        <w:rPr>
+          <w:rStyle w:val="NormalTok"/>
+        </w:rPr>
+        <w:t xml:space="preserve">  </w:t>
+      </w:r>
+      <w:r>
+        <w:rPr>
+          <w:rStyle w:val="FunctionTok"/>
+        </w:rPr>
+        <w:t xml:space="preserve">lapply</w:t>
+      </w:r>
+      <w:r>
+        <w:rPr>
+          <w:rStyle w:val="NormalTok"/>
+        </w:rPr>
+        <w:t xml:space="preserve">(</w:t>
+      </w:r>
+      <w:r>
+        <w:rPr>
+          <w:rStyle w:val="ControlFlowTok"/>
+        </w:rPr>
+        <w:t xml:space="preserve">function</w:t>
+      </w:r>
+      <w:r>
+        <w:rPr>
+          <w:rStyle w:val="NormalTok"/>
+        </w:rPr>
+        <w:t xml:space="preserve">(k) {</w:t>
+      </w:r>
+      <w:r>
+        <w:br/>
+      </w:r>
+      <w:r>
+        <w:rPr>
+          <w:rStyle w:val="NormalTok"/>
+        </w:rPr>
+        <w:t xml:space="preserve">    se </w:t>
+      </w:r>
+      <w:r>
+        <w:rPr>
+          <w:rStyle w:val="OtherTok"/>
+        </w:rPr>
+        <w:t xml:space="preserve">&lt;-</w:t>
+      </w:r>
+      <w:r>
+        <w:rPr>
+          <w:rStyle w:val="NormalTok"/>
+        </w:rPr>
+        <w:t xml:space="preserve"> sigma </w:t>
+      </w:r>
+      <w:r>
+        <w:rPr>
+          <w:rStyle w:val="SpecialCharTok"/>
+        </w:rPr>
+        <w:t xml:space="preserve">/</w:t>
+      </w:r>
+      <w:r>
+        <w:rPr>
+          <w:rStyle w:val="NormalTok"/>
+        </w:rPr>
+        <w:t xml:space="preserve"> </w:t>
+      </w:r>
+      <w:r>
+        <w:rPr>
+          <w:rStyle w:val="FunctionTok"/>
+        </w:rPr>
+        <w:t xml:space="preserve">sqrt</w:t>
+      </w:r>
+      <w:r>
+        <w:rPr>
+          <w:rStyle w:val="NormalTok"/>
+        </w:rPr>
+        <w:t xml:space="preserve">(sizes[k])</w:t>
+      </w:r>
+      <w:r>
+        <w:br/>
+      </w:r>
+      <w:r>
+        <w:rPr>
+          <w:rStyle w:val="NormalTok"/>
+        </w:rPr>
+        <w:t xml:space="preserve">    grid </w:t>
+      </w:r>
+      <w:r>
+        <w:rPr>
+          <w:rStyle w:val="OtherTok"/>
+        </w:rPr>
+        <w:t xml:space="preserve">&lt;-</w:t>
+      </w:r>
+      <w:r>
+        <w:rPr>
+          <w:rStyle w:val="NormalTok"/>
+        </w:rPr>
+        <w:t xml:space="preserve"> </w:t>
+      </w:r>
+      <w:r>
+        <w:rPr>
+          <w:rStyle w:val="FunctionTok"/>
+        </w:rPr>
+        <w:t xml:space="preserve">seq</w:t>
+      </w:r>
+      <w:r>
+        <w:rPr>
+          <w:rStyle w:val="NormalTok"/>
+        </w:rPr>
+        <w:t xml:space="preserve">(mu </w:t>
+      </w:r>
+      <w:r>
+        <w:rPr>
+          <w:rStyle w:val="SpecialCharTok"/>
+        </w:rPr>
+        <w:t xml:space="preserve">-</w:t>
+      </w:r>
+      <w:r>
+        <w:rPr>
+          <w:rStyle w:val="NormalTok"/>
+        </w:rPr>
+        <w:t xml:space="preserve"> </w:t>
+      </w:r>
+      <w:r>
+        <w:rPr>
+          <w:rStyle w:val="DecValTok"/>
+        </w:rPr>
+        <w:t xml:space="preserve">4</w:t>
+      </w:r>
+      <w:r>
+        <w:rPr>
+          <w:rStyle w:val="NormalTok"/>
+        </w:rPr>
+        <w:t xml:space="preserve"> </w:t>
+      </w:r>
+      <w:r>
+        <w:rPr>
+          <w:rStyle w:val="SpecialCharTok"/>
+        </w:rPr>
+        <w:t xml:space="preserve">*</w:t>
+      </w:r>
+      <w:r>
+        <w:rPr>
+          <w:rStyle w:val="NormalTok"/>
+        </w:rPr>
+        <w:t xml:space="preserve"> se, mu </w:t>
+      </w:r>
+      <w:r>
+        <w:rPr>
+          <w:rStyle w:val="SpecialCharTok"/>
+        </w:rPr>
+        <w:t xml:space="preserve">+</w:t>
+      </w:r>
+      <w:r>
+        <w:rPr>
+          <w:rStyle w:val="NormalTok"/>
+        </w:rPr>
+        <w:t xml:space="preserve"> </w:t>
+      </w:r>
+      <w:r>
+        <w:rPr>
+          <w:rStyle w:val="DecValTok"/>
+        </w:rPr>
+        <w:t xml:space="preserve">4</w:t>
+      </w:r>
+      <w:r>
+        <w:rPr>
+          <w:rStyle w:val="NormalTok"/>
+        </w:rPr>
+        <w:t xml:space="preserve"> </w:t>
+      </w:r>
+      <w:r>
+        <w:rPr>
+          <w:rStyle w:val="SpecialCharTok"/>
+        </w:rPr>
+        <w:t xml:space="preserve">*</w:t>
+      </w:r>
+      <w:r>
+        <w:rPr>
+          <w:rStyle w:val="NormalTok"/>
+        </w:rPr>
+        <w:t xml:space="preserve"> se, </w:t>
+      </w:r>
+      <w:r>
+        <w:rPr>
+          <w:rStyle w:val="AttributeTok"/>
+        </w:rPr>
+        <w:t xml:space="preserve">length.out =</w:t>
+      </w:r>
+      <w:r>
+        <w:rPr>
+          <w:rStyle w:val="NormalTok"/>
+        </w:rPr>
+        <w:t xml:space="preserve"> </w:t>
+      </w:r>
+      <w:r>
+        <w:rPr>
+          <w:rStyle w:val="DecValTok"/>
+        </w:rPr>
+        <w:t xml:space="preserve">200</w:t>
+      </w:r>
+      <w:r>
+        <w:rPr>
+          <w:rStyle w:val="NormalTok"/>
+        </w:rPr>
+        <w:t xml:space="preserve">)</w:t>
+      </w:r>
+      <w:r>
+        <w:br/>
+      </w:r>
+      <w:r>
+        <w:rPr>
+          <w:rStyle w:val="NormalTok"/>
+        </w:rPr>
+        <w:t xml:space="preserve">    tibble</w:t>
+      </w:r>
+      <w:r>
+        <w:rPr>
+          <w:rStyle w:val="SpecialCharTok"/>
+        </w:rPr>
         <w:t xml:space="preserve">::</w:t>
       </w:r>
       <w:r>
         <w:rPr>
           <w:rStyle w:val="FunctionTok"/>
         </w:rPr>
+        <w:t xml:space="preserve">tibble</w:t>
+      </w:r>
+      <w:r>
+        <w:rPr>
+          <w:rStyle w:val="NormalTok"/>
+        </w:rPr>
+        <w:t xml:space="preserve">(</w:t>
+      </w:r>
+      <w:r>
+        <w:br/>
+      </w:r>
+      <w:r>
+        <w:rPr>
+          <w:rStyle w:val="NormalTok"/>
+        </w:rPr>
+        <w:t xml:space="preserve">      </w:t>
+      </w:r>
+      <w:r>
+        <w:rPr>
+          <w:rStyle w:val="AttributeTok"/>
+        </w:rPr>
+        <w:t xml:space="preserve">n =</w:t>
+      </w:r>
+      <w:r>
+        <w:rPr>
+          <w:rStyle w:val="NormalTok"/>
+        </w:rPr>
+        <w:t xml:space="preserve"> </w:t>
+      </w:r>
+      <w:r>
+        <w:rPr>
+          <w:rStyle w:val="FunctionTok"/>
+        </w:rPr>
+        <w:t xml:space="preserve">factor</w:t>
+      </w:r>
+      <w:r>
+        <w:rPr>
+          <w:rStyle w:val="NormalTok"/>
+        </w:rPr>
+        <w:t xml:space="preserve">(n_labels[k], </w:t>
+      </w:r>
+      <w:r>
+        <w:rPr>
+          <w:rStyle w:val="AttributeTok"/>
+        </w:rPr>
+        <w:t xml:space="preserve">levels =</w:t>
+      </w:r>
+      <w:r>
+        <w:rPr>
+          <w:rStyle w:val="NormalTok"/>
+        </w:rPr>
+        <w:t xml:space="preserve"> n_labels),</w:t>
+      </w:r>
+      <w:r>
+        <w:br/>
+      </w:r>
+      <w:r>
+        <w:rPr>
+          <w:rStyle w:val="NormalTok"/>
+        </w:rPr>
+        <w:t xml:space="preserve">      </w:t>
+      </w:r>
+      <w:r>
+        <w:rPr>
+          <w:rStyle w:val="AttributeTok"/>
+        </w:rPr>
+        <w:t xml:space="preserve">sample_mean =</w:t>
+      </w:r>
+      <w:r>
+        <w:rPr>
+          <w:rStyle w:val="NormalTok"/>
+        </w:rPr>
+        <w:t xml:space="preserve"> grid,</w:t>
+      </w:r>
+      <w:r>
+        <w:br/>
+      </w:r>
+      <w:r>
+        <w:rPr>
+          <w:rStyle w:val="NormalTok"/>
+        </w:rPr>
+        <w:t xml:space="preserve">      </w:t>
+      </w:r>
+      <w:r>
+        <w:rPr>
+          <w:rStyle w:val="AttributeTok"/>
+        </w:rPr>
+        <w:t xml:space="preserve">density =</w:t>
+      </w:r>
+      <w:r>
+        <w:rPr>
+          <w:rStyle w:val="NormalTok"/>
+        </w:rPr>
+        <w:t xml:space="preserve"> </w:t>
+      </w:r>
+      <w:r>
+        <w:rPr>
+          <w:rStyle w:val="FunctionTok"/>
+        </w:rPr>
+        <w:t xml:space="preserve">dnorm</w:t>
+      </w:r>
+      <w:r>
+        <w:rPr>
+          <w:rStyle w:val="NormalTok"/>
+        </w:rPr>
+        <w:t xml:space="preserve">(grid, mu, se)</w:t>
+      </w:r>
+      <w:r>
+        <w:br/>
+      </w:r>
+      <w:r>
+        <w:rPr>
+          <w:rStyle w:val="NormalTok"/>
+        </w:rPr>
+        <w:t xml:space="preserve">    )</w:t>
+      </w:r>
+      <w:r>
+        <w:br/>
+      </w:r>
+      <w:r>
+        <w:rPr>
+          <w:rStyle w:val="NormalTok"/>
+        </w:rPr>
+        <w:t xml:space="preserve">  }) </w:t>
+      </w:r>
+      <w:r>
+        <w:rPr>
+          <w:rStyle w:val="SpecialCharTok"/>
+        </w:rPr>
+        <w:t xml:space="preserve">|&gt;</w:t>
+      </w:r>
+      <w:r>
+        <w:br/>
+      </w:r>
+      <w:r>
+        <w:rPr>
+          <w:rStyle w:val="NormalTok"/>
+        </w:rPr>
+        <w:t xml:space="preserve">  dplyr</w:t>
+      </w:r>
+      <w:r>
+        <w:rPr>
+          <w:rStyle w:val="SpecialCharTok"/>
+        </w:rPr>
+        <w:t xml:space="preserve">::</w:t>
+      </w:r>
+      <w:r>
+        <w:rPr>
+          <w:rStyle w:val="FunctionTok"/>
+        </w:rPr>
         <w:t xml:space="preserve">bind_rows</w:t>
       </w:r>
       <w:r>
         <w:rPr>
           <w:rStyle w:val="NormalTok"/>
         </w:rPr>
-        <w:t xml:space="preserve">(</w:t>
-      </w:r>
-      <w:r>
-        <w:rPr>
-          <w:rStyle w:val="FunctionTok"/>
-        </w:rPr>
-        <w:t xml:space="preserve">lapply</w:t>
-      </w:r>
-      <w:r>
-        <w:rPr>
-          <w:rStyle w:val="NormalTok"/>
-        </w:rPr>
-        <w:t xml:space="preserve">(</w:t>
-      </w:r>
-      <w:r>
-        <w:rPr>
-          <w:rStyle w:val="FunctionTok"/>
-        </w:rPr>
-        <w:t xml:space="preserve">seq_along</w:t>
-      </w:r>
-      <w:r>
-        <w:rPr>
-          <w:rStyle w:val="NormalTok"/>
-        </w:rPr>
-        <w:t xml:space="preserve">(sizes), </w:t>
-      </w:r>
-      <w:r>
-        <w:rPr>
-          <w:rStyle w:val="ControlFlowTok"/>
-        </w:rPr>
-        <w:t xml:space="preserve">function</w:t>
-      </w:r>
-      <w:r>
-        <w:rPr>
-          <w:rStyle w:val="NormalTok"/>
-        </w:rPr>
-        <w:t xml:space="preserve">(k) {</w:t>
-      </w:r>
-      <w:r>
-        <w:br/>
-      </w:r>
-      <w:r>
-        <w:rPr>
-          <w:rStyle w:val="NormalTok"/>
-        </w:rPr>
-        <w:t xml:space="preserve">  se </w:t>
-      </w:r>
-      <w:r>
-        <w:rPr>
-          <w:rStyle w:val="OtherTok"/>
-        </w:rPr>
-        <w:t xml:space="preserve">&lt;-</w:t>
-      </w:r>
-      <w:r>
-        <w:rPr>
-          <w:rStyle w:val="NormalTok"/>
-        </w:rPr>
-        <w:t xml:space="preserve"> sigma </w:t>
-      </w:r>
-      <w:r>
-        <w:rPr>
-          <w:rStyle w:val="SpecialCharTok"/>
-        </w:rPr>
-        <w:t xml:space="preserve">/</w:t>
-      </w:r>
-      <w:r>
-        <w:rPr>
-          <w:rStyle w:val="NormalTok"/>
-        </w:rPr>
-        <w:t xml:space="preserve"> </w:t>
-      </w:r>
-      <w:r>
-        <w:rPr>
-          <w:rStyle w:val="FunctionTok"/>
-        </w:rPr>
-        <w:t xml:space="preserve">sqrt</w:t>
-      </w:r>
-      <w:r>
-        <w:rPr>
-          <w:rStyle w:val="NormalTok"/>
-        </w:rPr>
-        <w:t xml:space="preserve">(sizes[k])</w:t>
-      </w:r>
-      <w:r>
-        <w:br/>
-      </w:r>
-      <w:r>
-        <w:rPr>
-          <w:rStyle w:val="NormalTok"/>
-        </w:rPr>
-        <w:t xml:space="preserve">  grid </w:t>
-      </w:r>
-      <w:r>
-        <w:rPr>
-          <w:rStyle w:val="OtherTok"/>
-        </w:rPr>
-        <w:t xml:space="preserve">&lt;-</w:t>
-      </w:r>
-      <w:r>
-        <w:rPr>
-          <w:rStyle w:val="NormalTok"/>
-        </w:rPr>
-        <w:t xml:space="preserve"> </w:t>
-      </w:r>
-      <w:r>
-        <w:rPr>
-          <w:rStyle w:val="FunctionTok"/>
-        </w:rPr>
-        <w:t xml:space="preserve">seq</w:t>
-      </w:r>
-      <w:r>
-        <w:rPr>
-          <w:rStyle w:val="NormalTok"/>
-        </w:rPr>
-        <w:t xml:space="preserve">(mu </w:t>
-      </w:r>
-      <w:r>
-        <w:rPr>
-          <w:rStyle w:val="SpecialCharTok"/>
-        </w:rPr>
-        <w:t xml:space="preserve">-</w:t>
-      </w:r>
-      <w:r>
-        <w:rPr>
-          <w:rStyle w:val="NormalTok"/>
-        </w:rPr>
-        <w:t xml:space="preserve"> </w:t>
-      </w:r>
-      <w:r>
-        <w:rPr>
-          <w:rStyle w:val="DecValTok"/>
-        </w:rPr>
-        <w:t xml:space="preserve">4</w:t>
-      </w:r>
-      <w:r>
-        <w:rPr>
-          <w:rStyle w:val="NormalTok"/>
-        </w:rPr>
-        <w:t xml:space="preserve"> </w:t>
-      </w:r>
-      <w:r>
-        <w:rPr>
-          <w:rStyle w:val="SpecialCharTok"/>
-        </w:rPr>
-        <w:t xml:space="preserve">*</w:t>
-      </w:r>
-      <w:r>
-        <w:rPr>
-          <w:rStyle w:val="NormalTok"/>
-        </w:rPr>
-        <w:t xml:space="preserve"> se, mu </w:t>
-      </w:r>
-      <w:r>
-        <w:rPr>
-          <w:rStyle w:val="SpecialCharTok"/>
-        </w:rPr>
-        <w:t xml:space="preserve">+</w:t>
-      </w:r>
-      <w:r>
-        <w:rPr>
-          <w:rStyle w:val="NormalTok"/>
-        </w:rPr>
-        <w:t xml:space="preserve"> </w:t>
-      </w:r>
-      <w:r>
-        <w:rPr>
-          <w:rStyle w:val="DecValTok"/>
-        </w:rPr>
-        <w:t xml:space="preserve">4</w:t>
-      </w:r>
-      <w:r>
-        <w:rPr>
-          <w:rStyle w:val="NormalTok"/>
-        </w:rPr>
-        <w:t xml:space="preserve"> </w:t>
-      </w:r>
-      <w:r>
-        <w:rPr>
-          <w:rStyle w:val="SpecialCharTok"/>
-        </w:rPr>
-        <w:t xml:space="preserve">*</w:t>
-      </w:r>
-      <w:r>
-        <w:rPr>
-          <w:rStyle w:val="NormalTok"/>
-        </w:rPr>
-        <w:t xml:space="preserve"> se, </w:t>
-      </w:r>
-      <w:r>
-        <w:rPr>
-          <w:rStyle w:val="AttributeTok"/>
-        </w:rPr>
-        <w:t xml:space="preserve">length.out =</w:t>
-      </w:r>
-      <w:r>
-        <w:rPr>
-          <w:rStyle w:val="NormalTok"/>
-        </w:rPr>
-        <w:t xml:space="preserve"> </w:t>
-      </w:r>
-      <w:r>
-        <w:rPr>
-          <w:rStyle w:val="DecValTok"/>
-        </w:rPr>
-        <w:t xml:space="preserve">200</w:t>
-      </w:r>
-      <w:r>
-        <w:rPr>
-          <w:rStyle w:val="NormalTok"/>
-        </w:rPr>
-        <w:t xml:space="preserve">)</w:t>
-      </w:r>
-      <w:r>
-        <w:br/>
-      </w:r>
-      <w:r>
-        <w:rPr>
-          <w:rStyle w:val="NormalTok"/>
-        </w:rPr>
-        <w:t xml:space="preserve">  tibble</w:t>
-      </w:r>
-      <w:r>
-        <w:rPr>
-          <w:rStyle w:val="SpecialCharTok"/>
-        </w:rPr>
-        <w:t xml:space="preserve">::</w:t>
-      </w:r>
-      <w:r>
-        <w:rPr>
-          <w:rStyle w:val="FunctionTok"/>
-        </w:rPr>
-        <w:t xml:space="preserve">tibble</w:t>
-      </w:r>
-      <w:r>
-        <w:rPr>
-          <w:rStyle w:val="NormalTok"/>
-        </w:rPr>
-        <w:t xml:space="preserve">(</w:t>
-      </w:r>
-      <w:r>
-        <w:br/>
-      </w:r>
-      <w:r>
-        <w:rPr>
-          <w:rStyle w:val="NormalTok"/>
-        </w:rPr>
-        <w:t xml:space="preserve">    </w:t>
-      </w:r>
-      <w:r>
-        <w:rPr>
-          <w:rStyle w:val="AttributeTok"/>
-        </w:rPr>
-        <w:t xml:space="preserve">n =</w:t>
-      </w:r>
-      <w:r>
-        <w:rPr>
-          <w:rStyle w:val="NormalTok"/>
-        </w:rPr>
-        <w:t xml:space="preserve"> </w:t>
-      </w:r>
-      <w:r>
-        <w:rPr>
-          <w:rStyle w:val="FunctionTok"/>
-        </w:rPr>
-        <w:t xml:space="preserve">factor</w:t>
-      </w:r>
-      <w:r>
-        <w:rPr>
-          <w:rStyle w:val="NormalTok"/>
-        </w:rPr>
-        <w:t xml:space="preserve">(n_labels[k], </w:t>
-      </w:r>
-      <w:r>
-        <w:rPr>
-          <w:rStyle w:val="AttributeTok"/>
-        </w:rPr>
-        <w:t xml:space="preserve">levels =</w:t>
-      </w:r>
-      <w:r>
-        <w:rPr>
-          <w:rStyle w:val="NormalTok"/>
-        </w:rPr>
-        <w:t xml:space="preserve"> n_labels),</w:t>
-      </w:r>
-      <w:r>
-        <w:br/>
-      </w:r>
-      <w:r>
-        <w:rPr>
-          <w:rStyle w:val="NormalTok"/>
-        </w:rPr>
-        <w:t xml:space="preserve">    </w:t>
-      </w:r>
-      <w:r>
-        <w:rPr>
-          <w:rStyle w:val="AttributeTok"/>
-        </w:rPr>
-        <w:t xml:space="preserve">sample_mean =</w:t>
-      </w:r>
-      <w:r>
-        <w:rPr>
-          <w:rStyle w:val="NormalTok"/>
-        </w:rPr>
-        <w:t xml:space="preserve"> grid,</w:t>
-      </w:r>
-      <w:r>
-        <w:br/>
-      </w:r>
-      <w:r>
-        <w:rPr>
-          <w:rStyle w:val="NormalTok"/>
-        </w:rPr>
-        <w:t xml:space="preserve">    </w:t>
-      </w:r>
-      <w:r>
-        <w:rPr>
-          <w:rStyle w:val="AttributeTok"/>
-        </w:rPr>
-        <w:t xml:space="preserve">density =</w:t>
-      </w:r>
-      <w:r>
-        <w:rPr>
-          <w:rStyle w:val="NormalTok"/>
-        </w:rPr>
-        <w:t xml:space="preserve"> </w:t>
-      </w:r>
-      <w:r>
-        <w:rPr>
-          <w:rStyle w:val="FunctionTok"/>
-        </w:rPr>
-        <w:t xml:space="preserve">dnorm</w:t>
-      </w:r>
-      <w:r>
-        <w:rPr>
-          <w:rStyle w:val="NormalTok"/>
-        </w:rPr>
-        <w:t xml:space="preserve">(grid, mu, se)</w:t>
-      </w:r>
-      <w:r>
-        <w:br/>
-      </w:r>
-      <w:r>
-        <w:rPr>
-          <w:rStyle w:val="NormalTok"/>
-        </w:rPr>
-        <w:t xml:space="preserve">  )</w:t>
-      </w:r>
-      <w:r>
-        <w:br/>
-      </w:r>
-      <w:r>
-        <w:rPr>
-          <w:rStyle w:val="NormalTok"/>
-        </w:rPr>
-        <w:t xml:space="preserve">}))</w:t>
+        <w:t xml:space="preserve">()</w:t>
       </w:r>
       <w:r>
         <w:br/>
